--- a/after_data/p03/P03_1.1_Moderated_Usability_Observation_Sheet.docx
+++ b/after_data/p03/P03_1.1_Moderated_Usability_Observation_Sheet.docx
@@ -1611,11 +1611,18 @@
             </w:tcMar>
           </w:tcPr>
           <w:p>
+            <w:pPr>
+              <w:rPr>
+                <w:rFonts w:hint="eastAsia"/>
+                <w:lang w:eastAsia="zh-CN"/>
+              </w:rPr>
+            </w:pPr>
             <w:r>
               <w:rPr>
-                <w:sz w:val="18"/>
+                <w:rFonts w:hint="eastAsia"/>
+                <w:lang w:eastAsia="zh-CN"/>
               </w:rPr>
-              <w:t>Not recorded</w:t>
+              <w:t>2</w:t>
             </w:r>
           </w:p>
         </w:tc>
@@ -1764,11 +1771,18 @@
             </w:tcMar>
           </w:tcPr>
           <w:p>
+            <w:pPr>
+              <w:rPr>
+                <w:rFonts w:hint="eastAsia"/>
+                <w:lang w:eastAsia="zh-CN"/>
+              </w:rPr>
+            </w:pPr>
             <w:r>
               <w:rPr>
-                <w:sz w:val="18"/>
+                <w:rFonts w:hint="eastAsia"/>
+                <w:lang w:eastAsia="zh-CN"/>
               </w:rPr>
-              <w:t>Not recorded</w:t>
+              <w:t>2</w:t>
             </w:r>
           </w:p>
         </w:tc>
